--- a/docs/AI_IDS_research_paper.docx
+++ b/docs/AI_IDS_research_paper.docx
@@ -18,7 +18,7 @@
           <w:b/>
           <w:bCs/>
         </w:rPr>
-        <w:t>An Explainable Random Forest-Based Intrusion Detection System for Network Traffic Classification</w:t>
+        <w:t>AI Based Intrusion Detection System</w:t>
       </w:r>
     </w:p>
     <w:p>
@@ -516,6 +516,33 @@
     </w:p>
     <w:p>
       <w:pPr>
+        <w:rPr>
+          <w:rFonts w:ascii="Times New Roman" w:hAnsi="Times New Roman" w:cs="Times New Roman"/>
+          <w:sz w:val="24"/>
+          <w:szCs w:val="24"/>
+        </w:rPr>
+      </w:pPr>
+    </w:p>
+    <w:p>
+      <w:pPr>
+        <w:rPr>
+          <w:rFonts w:ascii="Times New Roman" w:hAnsi="Times New Roman" w:cs="Times New Roman"/>
+          <w:sz w:val="24"/>
+          <w:szCs w:val="24"/>
+        </w:rPr>
+      </w:pPr>
+    </w:p>
+    <w:p>
+      <w:pPr>
+        <w:rPr>
+          <w:rFonts w:ascii="Times New Roman" w:hAnsi="Times New Roman" w:cs="Times New Roman"/>
+          <w:sz w:val="24"/>
+          <w:szCs w:val="24"/>
+        </w:rPr>
+      </w:pPr>
+    </w:p>
+    <w:p>
+      <w:pPr>
         <w:spacing w:after="0"/>
         <w:jc w:val="both"/>
         <w:rPr>
@@ -540,7 +567,7 @@
         <mc:AlternateContent>
           <mc:Choice Requires="wps">
             <w:drawing>
-              <wp:anchor distT="0" distB="0" distL="114300" distR="114300" simplePos="0" relativeHeight="251659264" behindDoc="1" locked="0" layoutInCell="1" allowOverlap="1" wp14:anchorId="3E34CD5B" wp14:editId="238728FE">
+              <wp:anchor distT="0" distB="0" distL="114300" distR="114300" simplePos="0" relativeHeight="251659264" behindDoc="1" locked="0" layoutInCell="1" allowOverlap="1" wp14:anchorId="3E34CD5B" wp14:editId="64181B28">
                 <wp:simplePos x="0" y="0"/>
                 <wp:positionH relativeFrom="column">
                   <wp:posOffset>-33867</wp:posOffset>
@@ -548,8 +575,8 @@
                 <wp:positionV relativeFrom="paragraph">
                   <wp:posOffset>8467</wp:posOffset>
                 </wp:positionV>
-                <wp:extent cx="5850255" cy="3352800"/>
-                <wp:effectExtent l="0" t="0" r="0" b="0"/>
+                <wp:extent cx="5850255" cy="3141133"/>
+                <wp:effectExtent l="0" t="0" r="0" b="2540"/>
                 <wp:wrapNone/>
                 <wp:docPr id="1310597123" name="Rectangle 1"/>
                 <wp:cNvGraphicFramePr/>
@@ -560,7 +587,7 @@
                       <wps:spPr>
                         <a:xfrm>
                           <a:off x="0" y="0"/>
-                          <a:ext cx="5850255" cy="3352800"/>
+                          <a:ext cx="5850255" cy="3141133"/>
                         </a:xfrm>
                         <a:prstGeom prst="rect">
                           <a:avLst/>
@@ -605,7 +632,7 @@
           </mc:Choice>
           <mc:Fallback>
             <w:pict>
-              <v:rect w14:anchorId="0870848B" id="Rectangle 1" o:spid="_x0000_s1026" style="position:absolute;margin-left:-2.65pt;margin-top:.65pt;width:460.65pt;height:264pt;z-index:-251657216;visibility:visible;mso-wrap-style:square;mso-height-percent:0;mso-wrap-distance-left:9pt;mso-wrap-distance-top:0;mso-wrap-distance-right:9pt;mso-wrap-distance-bottom:0;mso-position-horizontal:absolute;mso-position-horizontal-relative:text;mso-position-vertical:absolute;mso-position-vertical-relative:text;mso-height-percent:0;mso-height-relative:margin;v-text-anchor:middle" o:gfxdata="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" fillcolor="#a5a5a5 [3206]" stroked="f">
+              <v:rect w14:anchorId="57A3A945" id="Rectangle 1" o:spid="_x0000_s1026" style="position:absolute;margin-left:-2.65pt;margin-top:.65pt;width:460.65pt;height:247.35pt;z-index:-251657216;visibility:visible;mso-wrap-style:square;mso-height-percent:0;mso-wrap-distance-left:9pt;mso-wrap-distance-top:0;mso-wrap-distance-right:9pt;mso-wrap-distance-bottom:0;mso-position-horizontal:absolute;mso-position-horizontal-relative:text;mso-position-vertical:absolute;mso-position-vertical-relative:text;mso-height-percent:0;mso-height-relative:margin;v-text-anchor:middle" o:gfxdata="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" fillcolor="#a5a5a5 [3206]" stroked="f">
                 <v:fill opacity="32896f"/>
               </v:rect>
             </w:pict>
@@ -717,6 +744,149 @@
         </w:rPr>
         <w:t>This research proposes an AI-based Intrusion Detection System using Machine Learning</w:t>
       </w:r>
+      <w:r>
+        <w:rPr>
+          <w:rFonts w:ascii="Times New Roman" w:hAnsi="Times New Roman" w:cs="Times New Roman"/>
+          <w:b/>
+          <w:bCs/>
+          <w:sz w:val="24"/>
+          <w:szCs w:val="24"/>
+        </w:rPr>
+        <w:t xml:space="preserve"> technique trained on the UNSW-NB15 dataset. The system implements both binary classification (normal vs attack) and multi-class classification (attack categories) using a Random Forest classifier integrated within a structured preprocessing pipeline built with </w:t>
+      </w:r>
+      <w:proofErr w:type="spellStart"/>
+      <w:r>
+        <w:rPr>
+          <w:rFonts w:ascii="Times New Roman" w:hAnsi="Times New Roman" w:cs="Times New Roman"/>
+          <w:b/>
+          <w:bCs/>
+          <w:sz w:val="24"/>
+          <w:szCs w:val="24"/>
+        </w:rPr>
+        <w:t>Coulmn</w:t>
+      </w:r>
+      <w:proofErr w:type="spellEnd"/>
+      <w:r>
+        <w:rPr>
+          <w:rFonts w:ascii="Times New Roman" w:hAnsi="Times New Roman" w:cs="Times New Roman"/>
+          <w:b/>
+          <w:bCs/>
+          <w:sz w:val="24"/>
+          <w:szCs w:val="24"/>
+        </w:rPr>
+        <w:t xml:space="preserve"> Transformer. The binary model achieved 76% accuracy with a macro F1-score of 0.74. </w:t>
+      </w:r>
+      <w:proofErr w:type="gramStart"/>
+      <w:r>
+        <w:rPr>
+          <w:rFonts w:ascii="Times New Roman" w:hAnsi="Times New Roman" w:cs="Times New Roman"/>
+          <w:b/>
+          <w:bCs/>
+          <w:sz w:val="24"/>
+          <w:szCs w:val="24"/>
+        </w:rPr>
+        <w:t>SHAP(</w:t>
+      </w:r>
+      <w:proofErr w:type="gramEnd"/>
+      <w:r>
+        <w:rPr>
+          <w:rFonts w:ascii="Times New Roman" w:hAnsi="Times New Roman" w:cs="Times New Roman"/>
+          <w:b/>
+          <w:bCs/>
+          <w:sz w:val="24"/>
+          <w:szCs w:val="24"/>
+        </w:rPr>
+        <w:t xml:space="preserve">Shapley Additive </w:t>
+      </w:r>
+      <w:proofErr w:type="spellStart"/>
+      <w:r>
+        <w:rPr>
+          <w:rFonts w:ascii="Times New Roman" w:hAnsi="Times New Roman" w:cs="Times New Roman"/>
+          <w:b/>
+          <w:bCs/>
+          <w:sz w:val="24"/>
+          <w:szCs w:val="24"/>
+        </w:rPr>
+        <w:t>exPlanations</w:t>
+      </w:r>
+      <w:proofErr w:type="spellEnd"/>
+      <w:r>
+        <w:rPr>
+          <w:rFonts w:ascii="Times New Roman" w:hAnsi="Times New Roman" w:cs="Times New Roman"/>
+          <w:b/>
+          <w:bCs/>
+          <w:sz w:val="24"/>
+          <w:szCs w:val="24"/>
+        </w:rPr>
+        <w:t xml:space="preserve">) was used to enhance model interpretability by identifying key feature contributions. The system was further deployed using a </w:t>
+      </w:r>
+      <w:proofErr w:type="spellStart"/>
+      <w:r>
+        <w:rPr>
+          <w:rFonts w:ascii="Times New Roman" w:hAnsi="Times New Roman" w:cs="Times New Roman"/>
+          <w:b/>
+          <w:bCs/>
+          <w:sz w:val="24"/>
+          <w:szCs w:val="24"/>
+        </w:rPr>
+        <w:t>Streamlit</w:t>
+      </w:r>
+      <w:proofErr w:type="spellEnd"/>
+      <w:r>
+        <w:rPr>
+          <w:rFonts w:ascii="Times New Roman" w:hAnsi="Times New Roman" w:cs="Times New Roman"/>
+          <w:b/>
+          <w:bCs/>
+          <w:sz w:val="24"/>
+          <w:szCs w:val="24"/>
+        </w:rPr>
+        <w:t xml:space="preserve"> based Security Operations </w:t>
+      </w:r>
+      <w:proofErr w:type="spellStart"/>
+      <w:r>
+        <w:rPr>
+          <w:rFonts w:ascii="Times New Roman" w:hAnsi="Times New Roman" w:cs="Times New Roman"/>
+          <w:b/>
+          <w:bCs/>
+          <w:sz w:val="24"/>
+          <w:szCs w:val="24"/>
+        </w:rPr>
+        <w:t>Center</w:t>
+      </w:r>
+      <w:proofErr w:type="spellEnd"/>
+      <w:r>
+        <w:rPr>
+          <w:rFonts w:ascii="Times New Roman" w:hAnsi="Times New Roman" w:cs="Times New Roman"/>
+          <w:b/>
+          <w:bCs/>
+          <w:sz w:val="24"/>
+          <w:szCs w:val="24"/>
+        </w:rPr>
+        <w:t xml:space="preserve"> Dashboard.</w:t>
+      </w:r>
+    </w:p>
+    <w:p>
+      <w:pPr>
+        <w:spacing w:after="0"/>
+        <w:jc w:val="both"/>
+        <w:rPr>
+          <w:rFonts w:ascii="Times New Roman" w:hAnsi="Times New Roman" w:cs="Times New Roman"/>
+          <w:b/>
+          <w:bCs/>
+          <w:sz w:val="24"/>
+          <w:szCs w:val="24"/>
+        </w:rPr>
+      </w:pPr>
+      <w:r>
+        <w:rPr>
+          <w:rFonts w:ascii="Times New Roman" w:hAnsi="Times New Roman" w:cs="Times New Roman"/>
+          <w:b/>
+          <w:bCs/>
+          <w:sz w:val="24"/>
+          <w:szCs w:val="24"/>
+        </w:rPr>
+        <w:t>The results demonstrate strong detection performance, interpretability, and practical deployment feasibility in enterprise cybersecurity environments.</w:t>
+      </w:r>
     </w:p>
     <w:p>
       <w:pPr>
@@ -773,7 +943,7 @@
           <w:sz w:val="24"/>
           <w:szCs w:val="24"/>
         </w:rPr>
-        <w:t>intrusion detection system, random forest, UNSW-NB15, explainable AI, cybersecurity</w:t>
+        <w:t>intrusion detection system, random forest, USNW-NB15, explainable AI, cybersecurity.</w:t>
       </w:r>
     </w:p>
     <w:p>
@@ -1139,7 +1309,6 @@
           <w:sz w:val="24"/>
           <w:szCs w:val="24"/>
         </w:rPr>
-        <w:lastRenderedPageBreak/>
         <w:t>Can the proposed IDS be deployed in a practical SOC dashboard environment?</w:t>
       </w:r>
     </w:p>
@@ -2055,6 +2224,7 @@
           <w:sz w:val="24"/>
           <w:szCs w:val="24"/>
         </w:rPr>
+        <w:lastRenderedPageBreak/>
         <w:t>Recent research emphasizes the importance of Explainable AI (XAI). Black-box models, particularly deep neural networks, lack interpretability, reducing analyst trust.</w:t>
       </w:r>
     </w:p>
@@ -2462,7 +2632,6 @@
           <w:sz w:val="24"/>
           <w:szCs w:val="24"/>
         </w:rPr>
-        <w:lastRenderedPageBreak/>
         <w:t>While prior works focus on detection accuracy, limited studies integrate:</w:t>
       </w:r>
     </w:p>
@@ -3415,6 +3584,7 @@
           <w:sz w:val="24"/>
           <w:szCs w:val="24"/>
         </w:rPr>
+        <w:lastRenderedPageBreak/>
         <w:t>Figure 2. System Architecture Diagram</w:t>
       </w:r>
     </w:p>
@@ -3738,7 +3908,6 @@
                 <w:sz w:val="24"/>
                 <w:szCs w:val="24"/>
               </w:rPr>
-              <w:lastRenderedPageBreak/>
               <w:t>Logistic Regression</w:t>
             </w:r>
           </w:p>
@@ -6273,6 +6442,7 @@
           <w:sz w:val="24"/>
           <w:szCs w:val="24"/>
         </w:rPr>
+        <w:lastRenderedPageBreak/>
         <w:pict w14:anchorId="7C88EF3B">
           <v:rect id="_x0000_i1032" style="width:0;height:1.5pt" o:hralign="center" o:hrstd="t" o:hr="t" fillcolor="#a0a0a0" stroked="f"/>
         </w:pict>
@@ -6326,8 +6496,326 @@
           <w:sz w:val="24"/>
           <w:szCs w:val="24"/>
         </w:rPr>
-        <w:t xml:space="preserve">This study contributes to the growing body of literature on intelligent intrusion detection systems by demonstrating that ensemble-based machine learning methods remain highly competitive in modern cybersecurity environments. While recent research trends emphasize deep learning architectures, particularly recurrent and convolutional neural networks, the </w:t>
-      </w:r>
+        <w:t>This study contributes to the growing body of literature on intelligent intrusion detection systems by demonstrating that ensemble-based machine learning methods remain highly competitive in modern cybersecurity environments. While recent research trends emphasize deep learning architectures, particularly recurrent and convolutional neural networks, the findings of this study indicate that traditional ensemble techniques such as Random Forest can achieve comparable — and in some cases superior — performance when applied to structured tabular intrusion datasets such as UNSW-NB15.</w:t>
+      </w:r>
+    </w:p>
+    <w:p>
+      <w:pPr>
+        <w:rPr>
+          <w:rFonts w:ascii="Times New Roman" w:hAnsi="Times New Roman" w:cs="Times New Roman"/>
+          <w:sz w:val="24"/>
+          <w:szCs w:val="24"/>
+        </w:rPr>
+      </w:pPr>
+      <w:r>
+        <w:rPr>
+          <w:rFonts w:ascii="Times New Roman" w:hAnsi="Times New Roman" w:cs="Times New Roman"/>
+          <w:sz w:val="24"/>
+          <w:szCs w:val="24"/>
+        </w:rPr>
+        <w:t xml:space="preserve">The comparative evaluation conducted between Logistic Regression, SVM, Decision Trees, KNN, LSTM, and Random Forest highlights an important methodological insight: model suitability depends strongly on data structure. Although LSTM networks are theoretically advantageous for sequential data </w:t>
+      </w:r>
+      <w:proofErr w:type="spellStart"/>
+      <w:r>
+        <w:rPr>
+          <w:rFonts w:ascii="Times New Roman" w:hAnsi="Times New Roman" w:cs="Times New Roman"/>
+          <w:sz w:val="24"/>
+          <w:szCs w:val="24"/>
+        </w:rPr>
+        <w:t>modeling</w:t>
+      </w:r>
+      <w:proofErr w:type="spellEnd"/>
+      <w:r>
+        <w:rPr>
+          <w:rFonts w:ascii="Times New Roman" w:hAnsi="Times New Roman" w:cs="Times New Roman"/>
+          <w:sz w:val="24"/>
+          <w:szCs w:val="24"/>
+        </w:rPr>
+        <w:t xml:space="preserve">, the UNSW-NB15 dataset represents engineered flow-based features rather than raw packet-level time series. Consequently, the sequential </w:t>
+      </w:r>
+      <w:proofErr w:type="spellStart"/>
+      <w:r>
+        <w:rPr>
+          <w:rFonts w:ascii="Times New Roman" w:hAnsi="Times New Roman" w:cs="Times New Roman"/>
+          <w:sz w:val="24"/>
+          <w:szCs w:val="24"/>
+        </w:rPr>
+        <w:t>modeling</w:t>
+      </w:r>
+      <w:proofErr w:type="spellEnd"/>
+      <w:r>
+        <w:rPr>
+          <w:rFonts w:ascii="Times New Roman" w:hAnsi="Times New Roman" w:cs="Times New Roman"/>
+          <w:sz w:val="24"/>
+          <w:szCs w:val="24"/>
+        </w:rPr>
+        <w:t xml:space="preserve"> advantage of LSTM was not fully realized.</w:t>
+      </w:r>
+    </w:p>
+    <w:p>
+      <w:pPr>
+        <w:rPr>
+          <w:rFonts w:ascii="Times New Roman" w:hAnsi="Times New Roman" w:cs="Times New Roman"/>
+          <w:sz w:val="24"/>
+          <w:szCs w:val="24"/>
+        </w:rPr>
+      </w:pPr>
+      <w:r>
+        <w:rPr>
+          <w:rFonts w:ascii="Times New Roman" w:hAnsi="Times New Roman" w:cs="Times New Roman"/>
+          <w:sz w:val="24"/>
+          <w:szCs w:val="24"/>
+        </w:rPr>
+        <w:t>This finding reinforces the importance of data-driven model selection rather than assumption-driven architectural preference.</w:t>
+      </w:r>
+    </w:p>
+    <w:p>
+      <w:pPr>
+        <w:rPr>
+          <w:rFonts w:ascii="Times New Roman" w:hAnsi="Times New Roman" w:cs="Times New Roman"/>
+          <w:sz w:val="24"/>
+          <w:szCs w:val="24"/>
+        </w:rPr>
+      </w:pPr>
+      <w:r>
+        <w:rPr>
+          <w:rFonts w:ascii="Times New Roman" w:hAnsi="Times New Roman" w:cs="Times New Roman"/>
+          <w:sz w:val="24"/>
+          <w:szCs w:val="24"/>
+        </w:rPr>
+        <w:t>Furthermore, the integration of SHAP-based explainability extends theoretical contributions in the domain of Explainable AI (XAI) within cybersecurity. By quantifying feature-level contributions using Shapley values, this research aligns with cooperative game-theoretic interpretability frameworks and addresses the “black-box” criticism frequently associated with machine learning in security systems.</w:t>
+      </w:r>
+    </w:p>
+    <w:p>
+      <w:pPr>
+        <w:rPr>
+          <w:rFonts w:ascii="Times New Roman" w:hAnsi="Times New Roman" w:cs="Times New Roman"/>
+          <w:sz w:val="24"/>
+          <w:szCs w:val="24"/>
+        </w:rPr>
+      </w:pPr>
+      <w:r>
+        <w:rPr>
+          <w:rFonts w:ascii="Times New Roman" w:hAnsi="Times New Roman" w:cs="Times New Roman"/>
+          <w:sz w:val="24"/>
+          <w:szCs w:val="24"/>
+        </w:rPr>
+        <w:t>Thus, this study demonstrates that interpretability and performance are not mutually exclusive objectives in IDS design.</w:t>
+      </w:r>
+    </w:p>
+    <w:p>
+      <w:pPr>
+        <w:rPr>
+          <w:rFonts w:ascii="Times New Roman" w:hAnsi="Times New Roman" w:cs="Times New Roman"/>
+          <w:sz w:val="24"/>
+          <w:szCs w:val="24"/>
+        </w:rPr>
+      </w:pPr>
+    </w:p>
+    <w:p>
+      <w:pPr>
+        <w:rPr>
+          <w:rFonts w:ascii="Times New Roman" w:hAnsi="Times New Roman" w:cs="Times New Roman"/>
+          <w:b/>
+          <w:bCs/>
+          <w:color w:val="4472C4" w:themeColor="accent1"/>
+          <w:sz w:val="24"/>
+          <w:szCs w:val="24"/>
+        </w:rPr>
+      </w:pPr>
+      <w:r>
+        <w:rPr>
+          <w:rFonts w:ascii="Times New Roman" w:hAnsi="Times New Roman" w:cs="Times New Roman"/>
+          <w:b/>
+          <w:bCs/>
+          <w:color w:val="4472C4" w:themeColor="accent1"/>
+          <w:sz w:val="24"/>
+          <w:szCs w:val="24"/>
+        </w:rPr>
+        <w:t>5</w:t>
+      </w:r>
+      <w:r>
+        <w:rPr>
+          <w:rFonts w:ascii="Times New Roman" w:hAnsi="Times New Roman" w:cs="Times New Roman"/>
+          <w:b/>
+          <w:bCs/>
+          <w:color w:val="4472C4" w:themeColor="accent1"/>
+          <w:sz w:val="24"/>
+          <w:szCs w:val="24"/>
+        </w:rPr>
+        <w:t>.2 Practical Implications</w:t>
+      </w:r>
+    </w:p>
+    <w:p>
+      <w:pPr>
+        <w:rPr>
+          <w:rFonts w:ascii="Times New Roman" w:hAnsi="Times New Roman" w:cs="Times New Roman"/>
+          <w:sz w:val="24"/>
+          <w:szCs w:val="24"/>
+        </w:rPr>
+      </w:pPr>
+      <w:r>
+        <w:rPr>
+          <w:rFonts w:ascii="Times New Roman" w:hAnsi="Times New Roman" w:cs="Times New Roman"/>
+          <w:sz w:val="24"/>
+          <w:szCs w:val="24"/>
+        </w:rPr>
+        <w:t>From an operational cybersecurity perspective, the proposed system offers several practical advantages:</w:t>
+      </w:r>
+    </w:p>
+    <w:p>
+      <w:pPr>
+        <w:rPr>
+          <w:rFonts w:ascii="Times New Roman" w:hAnsi="Times New Roman" w:cs="Times New Roman"/>
+          <w:b/>
+          <w:bCs/>
+          <w:sz w:val="24"/>
+          <w:szCs w:val="24"/>
+        </w:rPr>
+      </w:pPr>
+      <w:r>
+        <w:rPr>
+          <w:rFonts w:ascii="Times New Roman" w:hAnsi="Times New Roman" w:cs="Times New Roman"/>
+          <w:b/>
+          <w:bCs/>
+          <w:sz w:val="24"/>
+          <w:szCs w:val="24"/>
+        </w:rPr>
+        <w:t xml:space="preserve">1. </w:t>
+      </w:r>
+      <w:r>
+        <w:rPr>
+          <w:rFonts w:ascii="Times New Roman" w:hAnsi="Times New Roman" w:cs="Times New Roman"/>
+          <w:b/>
+          <w:bCs/>
+          <w:sz w:val="24"/>
+          <w:szCs w:val="24"/>
+        </w:rPr>
+        <w:t>Enhanced Detection Capability</w:t>
+      </w:r>
+    </w:p>
+    <w:p>
+      <w:pPr>
+        <w:rPr>
+          <w:rFonts w:ascii="Times New Roman" w:hAnsi="Times New Roman" w:cs="Times New Roman"/>
+          <w:sz w:val="24"/>
+          <w:szCs w:val="24"/>
+        </w:rPr>
+      </w:pPr>
+      <w:r>
+        <w:rPr>
+          <w:rFonts w:ascii="Times New Roman" w:hAnsi="Times New Roman" w:cs="Times New Roman"/>
+          <w:sz w:val="24"/>
+          <w:szCs w:val="24"/>
+        </w:rPr>
+        <w:t xml:space="preserve">The binary classification model achieved 93% accuracy with balanced precision and recall, indicating strong capability in distinguishing malicious from benign traffic. This is particularly important in real-world Security Operations </w:t>
+      </w:r>
+      <w:proofErr w:type="spellStart"/>
+      <w:r>
+        <w:rPr>
+          <w:rFonts w:ascii="Times New Roman" w:hAnsi="Times New Roman" w:cs="Times New Roman"/>
+          <w:sz w:val="24"/>
+          <w:szCs w:val="24"/>
+        </w:rPr>
+        <w:t>Centers</w:t>
+      </w:r>
+      <w:proofErr w:type="spellEnd"/>
+      <w:r>
+        <w:rPr>
+          <w:rFonts w:ascii="Times New Roman" w:hAnsi="Times New Roman" w:cs="Times New Roman"/>
+          <w:sz w:val="24"/>
+          <w:szCs w:val="24"/>
+        </w:rPr>
+        <w:t xml:space="preserve"> (SOCs), where false positives lead to alert fatigue.</w:t>
+      </w:r>
+    </w:p>
+    <w:p>
+      <w:pPr>
+        <w:rPr>
+          <w:rFonts w:ascii="Times New Roman" w:hAnsi="Times New Roman" w:cs="Times New Roman"/>
+          <w:b/>
+          <w:bCs/>
+          <w:sz w:val="24"/>
+          <w:szCs w:val="24"/>
+        </w:rPr>
+      </w:pPr>
+      <w:r>
+        <w:rPr>
+          <w:rFonts w:ascii="Times New Roman" w:hAnsi="Times New Roman" w:cs="Times New Roman"/>
+          <w:b/>
+          <w:bCs/>
+          <w:sz w:val="24"/>
+          <w:szCs w:val="24"/>
+        </w:rPr>
+        <w:t xml:space="preserve">2. </w:t>
+      </w:r>
+      <w:r>
+        <w:rPr>
+          <w:rFonts w:ascii="Times New Roman" w:hAnsi="Times New Roman" w:cs="Times New Roman"/>
+          <w:b/>
+          <w:bCs/>
+          <w:sz w:val="24"/>
+          <w:szCs w:val="24"/>
+        </w:rPr>
+        <w:t>Multi-Class Threat Categorization</w:t>
+      </w:r>
+    </w:p>
+    <w:p>
+      <w:pPr>
+        <w:rPr>
+          <w:rFonts w:ascii="Times New Roman" w:hAnsi="Times New Roman" w:cs="Times New Roman"/>
+          <w:sz w:val="24"/>
+          <w:szCs w:val="24"/>
+        </w:rPr>
+      </w:pPr>
+      <w:r>
+        <w:rPr>
+          <w:rFonts w:ascii="Times New Roman" w:hAnsi="Times New Roman" w:cs="Times New Roman"/>
+          <w:sz w:val="24"/>
+          <w:szCs w:val="24"/>
+        </w:rPr>
+        <w:t>Although multi-class accuracy was lower (76%), the model demonstrated meaningful differentiation among attack categories. This supports automated threat prioritization and severity mapping within enterprise environments.</w:t>
+      </w:r>
+    </w:p>
+    <w:p>
+      <w:pPr>
+        <w:rPr>
+          <w:rFonts w:ascii="Times New Roman" w:hAnsi="Times New Roman" w:cs="Times New Roman"/>
+          <w:b/>
+          <w:bCs/>
+          <w:sz w:val="24"/>
+          <w:szCs w:val="24"/>
+        </w:rPr>
+      </w:pPr>
+      <w:r>
+        <w:rPr>
+          <w:rFonts w:ascii="Times New Roman" w:hAnsi="Times New Roman" w:cs="Times New Roman"/>
+          <w:b/>
+          <w:bCs/>
+          <w:sz w:val="24"/>
+          <w:szCs w:val="24"/>
+        </w:rPr>
+        <w:t xml:space="preserve">3. </w:t>
+      </w:r>
+      <w:r>
+        <w:rPr>
+          <w:rFonts w:ascii="Times New Roman" w:hAnsi="Times New Roman" w:cs="Times New Roman"/>
+          <w:b/>
+          <w:bCs/>
+          <w:sz w:val="24"/>
+          <w:szCs w:val="24"/>
+        </w:rPr>
+        <w:t>Explainability for Analyst Trust</w:t>
+      </w:r>
+    </w:p>
+    <w:p>
+      <w:pPr>
+        <w:rPr>
+          <w:rFonts w:ascii="Times New Roman" w:hAnsi="Times New Roman" w:cs="Times New Roman"/>
+          <w:sz w:val="24"/>
+          <w:szCs w:val="24"/>
+        </w:rPr>
+      </w:pPr>
       <w:r>
         <w:rPr>
           <w:rFonts w:ascii="Times New Roman" w:hAnsi="Times New Roman" w:cs="Times New Roman"/>
@@ -6335,332 +6823,6 @@
           <w:szCs w:val="24"/>
         </w:rPr>
         <w:lastRenderedPageBreak/>
-        <w:t>findings of this study indicate that traditional ensemble techniques such as Random Forest can achieve comparable — and in some cases superior — performance when applied to structured tabular intrusion datasets such as UNSW-NB15.</w:t>
-      </w:r>
-    </w:p>
-    <w:p>
-      <w:pPr>
-        <w:rPr>
-          <w:rFonts w:ascii="Times New Roman" w:hAnsi="Times New Roman" w:cs="Times New Roman"/>
-          <w:sz w:val="24"/>
-          <w:szCs w:val="24"/>
-        </w:rPr>
-      </w:pPr>
-      <w:r>
-        <w:rPr>
-          <w:rFonts w:ascii="Times New Roman" w:hAnsi="Times New Roman" w:cs="Times New Roman"/>
-          <w:sz w:val="24"/>
-          <w:szCs w:val="24"/>
-        </w:rPr>
-        <w:t xml:space="preserve">The comparative evaluation conducted between Logistic Regression, SVM, Decision Trees, KNN, LSTM, and Random Forest highlights an important methodological insight: model suitability depends strongly on data structure. Although LSTM networks are theoretically advantageous for sequential data </w:t>
-      </w:r>
-      <w:proofErr w:type="spellStart"/>
-      <w:r>
-        <w:rPr>
-          <w:rFonts w:ascii="Times New Roman" w:hAnsi="Times New Roman" w:cs="Times New Roman"/>
-          <w:sz w:val="24"/>
-          <w:szCs w:val="24"/>
-        </w:rPr>
-        <w:t>modeling</w:t>
-      </w:r>
-      <w:proofErr w:type="spellEnd"/>
-      <w:r>
-        <w:rPr>
-          <w:rFonts w:ascii="Times New Roman" w:hAnsi="Times New Roman" w:cs="Times New Roman"/>
-          <w:sz w:val="24"/>
-          <w:szCs w:val="24"/>
-        </w:rPr>
-        <w:t xml:space="preserve">, the UNSW-NB15 dataset represents engineered flow-based features rather than raw packet-level time series. Consequently, the sequential </w:t>
-      </w:r>
-      <w:proofErr w:type="spellStart"/>
-      <w:r>
-        <w:rPr>
-          <w:rFonts w:ascii="Times New Roman" w:hAnsi="Times New Roman" w:cs="Times New Roman"/>
-          <w:sz w:val="24"/>
-          <w:szCs w:val="24"/>
-        </w:rPr>
-        <w:t>modeling</w:t>
-      </w:r>
-      <w:proofErr w:type="spellEnd"/>
-      <w:r>
-        <w:rPr>
-          <w:rFonts w:ascii="Times New Roman" w:hAnsi="Times New Roman" w:cs="Times New Roman"/>
-          <w:sz w:val="24"/>
-          <w:szCs w:val="24"/>
-        </w:rPr>
-        <w:t xml:space="preserve"> advantage of LSTM was not fully realized.</w:t>
-      </w:r>
-    </w:p>
-    <w:p>
-      <w:pPr>
-        <w:rPr>
-          <w:rFonts w:ascii="Times New Roman" w:hAnsi="Times New Roman" w:cs="Times New Roman"/>
-          <w:sz w:val="24"/>
-          <w:szCs w:val="24"/>
-        </w:rPr>
-      </w:pPr>
-      <w:r>
-        <w:rPr>
-          <w:rFonts w:ascii="Times New Roman" w:hAnsi="Times New Roman" w:cs="Times New Roman"/>
-          <w:sz w:val="24"/>
-          <w:szCs w:val="24"/>
-        </w:rPr>
-        <w:t>This finding reinforces the importance of data-driven model selection rather than assumption-driven architectural preference.</w:t>
-      </w:r>
-    </w:p>
-    <w:p>
-      <w:pPr>
-        <w:rPr>
-          <w:rFonts w:ascii="Times New Roman" w:hAnsi="Times New Roman" w:cs="Times New Roman"/>
-          <w:sz w:val="24"/>
-          <w:szCs w:val="24"/>
-        </w:rPr>
-      </w:pPr>
-      <w:r>
-        <w:rPr>
-          <w:rFonts w:ascii="Times New Roman" w:hAnsi="Times New Roman" w:cs="Times New Roman"/>
-          <w:sz w:val="24"/>
-          <w:szCs w:val="24"/>
-        </w:rPr>
-        <w:t>Furthermore, the integration of SHAP-based explainability extends theoretical contributions in the domain of Explainable AI (XAI) within cybersecurity. By quantifying feature-level contributions using Shapley values, this research aligns with cooperative game-theoretic interpretability frameworks and addresses the “black-box” criticism frequently associated with machine learning in security systems.</w:t>
-      </w:r>
-    </w:p>
-    <w:p>
-      <w:pPr>
-        <w:rPr>
-          <w:rFonts w:ascii="Times New Roman" w:hAnsi="Times New Roman" w:cs="Times New Roman"/>
-          <w:sz w:val="24"/>
-          <w:szCs w:val="24"/>
-        </w:rPr>
-      </w:pPr>
-      <w:r>
-        <w:rPr>
-          <w:rFonts w:ascii="Times New Roman" w:hAnsi="Times New Roman" w:cs="Times New Roman"/>
-          <w:sz w:val="24"/>
-          <w:szCs w:val="24"/>
-        </w:rPr>
-        <w:t>Thus, this study demonstrates that interpretability and performance are not mutually exclusive objectives in IDS design.</w:t>
-      </w:r>
-    </w:p>
-    <w:p>
-      <w:pPr>
-        <w:rPr>
-          <w:rFonts w:ascii="Times New Roman" w:hAnsi="Times New Roman" w:cs="Times New Roman"/>
-          <w:sz w:val="24"/>
-          <w:szCs w:val="24"/>
-        </w:rPr>
-      </w:pPr>
-    </w:p>
-    <w:p>
-      <w:pPr>
-        <w:rPr>
-          <w:rFonts w:ascii="Times New Roman" w:hAnsi="Times New Roman" w:cs="Times New Roman"/>
-          <w:b/>
-          <w:bCs/>
-          <w:color w:val="4472C4" w:themeColor="accent1"/>
-          <w:sz w:val="24"/>
-          <w:szCs w:val="24"/>
-        </w:rPr>
-      </w:pPr>
-      <w:r>
-        <w:rPr>
-          <w:rFonts w:ascii="Times New Roman" w:hAnsi="Times New Roman" w:cs="Times New Roman"/>
-          <w:b/>
-          <w:bCs/>
-          <w:color w:val="4472C4" w:themeColor="accent1"/>
-          <w:sz w:val="24"/>
-          <w:szCs w:val="24"/>
-        </w:rPr>
-        <w:t>5</w:t>
-      </w:r>
-      <w:r>
-        <w:rPr>
-          <w:rFonts w:ascii="Times New Roman" w:hAnsi="Times New Roman" w:cs="Times New Roman"/>
-          <w:b/>
-          <w:bCs/>
-          <w:color w:val="4472C4" w:themeColor="accent1"/>
-          <w:sz w:val="24"/>
-          <w:szCs w:val="24"/>
-        </w:rPr>
-        <w:t>.2 Practical Implications</w:t>
-      </w:r>
-    </w:p>
-    <w:p>
-      <w:pPr>
-        <w:rPr>
-          <w:rFonts w:ascii="Times New Roman" w:hAnsi="Times New Roman" w:cs="Times New Roman"/>
-          <w:sz w:val="24"/>
-          <w:szCs w:val="24"/>
-        </w:rPr>
-      </w:pPr>
-      <w:r>
-        <w:rPr>
-          <w:rFonts w:ascii="Times New Roman" w:hAnsi="Times New Roman" w:cs="Times New Roman"/>
-          <w:sz w:val="24"/>
-          <w:szCs w:val="24"/>
-        </w:rPr>
-        <w:t>From an operational cybersecurity perspective, the proposed system offers several practical advantages:</w:t>
-      </w:r>
-    </w:p>
-    <w:p>
-      <w:pPr>
-        <w:rPr>
-          <w:rFonts w:ascii="Times New Roman" w:hAnsi="Times New Roman" w:cs="Times New Roman"/>
-          <w:b/>
-          <w:bCs/>
-          <w:sz w:val="24"/>
-          <w:szCs w:val="24"/>
-        </w:rPr>
-      </w:pPr>
-      <w:r>
-        <w:rPr>
-          <w:rFonts w:ascii="Times New Roman" w:hAnsi="Times New Roman" w:cs="Times New Roman"/>
-          <w:b/>
-          <w:bCs/>
-          <w:sz w:val="24"/>
-          <w:szCs w:val="24"/>
-        </w:rPr>
-        <w:t xml:space="preserve">1. </w:t>
-      </w:r>
-      <w:r>
-        <w:rPr>
-          <w:rFonts w:ascii="Times New Roman" w:hAnsi="Times New Roman" w:cs="Times New Roman"/>
-          <w:b/>
-          <w:bCs/>
-          <w:sz w:val="24"/>
-          <w:szCs w:val="24"/>
-        </w:rPr>
-        <w:t>Enhanced Detection Capability</w:t>
-      </w:r>
-    </w:p>
-    <w:p>
-      <w:pPr>
-        <w:rPr>
-          <w:rFonts w:ascii="Times New Roman" w:hAnsi="Times New Roman" w:cs="Times New Roman"/>
-          <w:sz w:val="24"/>
-          <w:szCs w:val="24"/>
-        </w:rPr>
-      </w:pPr>
-      <w:r>
-        <w:rPr>
-          <w:rFonts w:ascii="Times New Roman" w:hAnsi="Times New Roman" w:cs="Times New Roman"/>
-          <w:sz w:val="24"/>
-          <w:szCs w:val="24"/>
-        </w:rPr>
-        <w:t xml:space="preserve">The binary classification model achieved 93% accuracy with balanced precision and recall, indicating strong capability in distinguishing malicious from benign traffic. This is particularly important in real-world Security Operations </w:t>
-      </w:r>
-      <w:proofErr w:type="spellStart"/>
-      <w:r>
-        <w:rPr>
-          <w:rFonts w:ascii="Times New Roman" w:hAnsi="Times New Roman" w:cs="Times New Roman"/>
-          <w:sz w:val="24"/>
-          <w:szCs w:val="24"/>
-        </w:rPr>
-        <w:t>Centers</w:t>
-      </w:r>
-      <w:proofErr w:type="spellEnd"/>
-      <w:r>
-        <w:rPr>
-          <w:rFonts w:ascii="Times New Roman" w:hAnsi="Times New Roman" w:cs="Times New Roman"/>
-          <w:sz w:val="24"/>
-          <w:szCs w:val="24"/>
-        </w:rPr>
-        <w:t xml:space="preserve"> (SOCs), where false positives lead to alert fatigue.</w:t>
-      </w:r>
-    </w:p>
-    <w:p>
-      <w:pPr>
-        <w:rPr>
-          <w:rFonts w:ascii="Times New Roman" w:hAnsi="Times New Roman" w:cs="Times New Roman"/>
-          <w:b/>
-          <w:bCs/>
-          <w:sz w:val="24"/>
-          <w:szCs w:val="24"/>
-        </w:rPr>
-      </w:pPr>
-      <w:r>
-        <w:rPr>
-          <w:rFonts w:ascii="Times New Roman" w:hAnsi="Times New Roman" w:cs="Times New Roman"/>
-          <w:b/>
-          <w:bCs/>
-          <w:sz w:val="24"/>
-          <w:szCs w:val="24"/>
-        </w:rPr>
-        <w:t xml:space="preserve">2. </w:t>
-      </w:r>
-      <w:r>
-        <w:rPr>
-          <w:rFonts w:ascii="Times New Roman" w:hAnsi="Times New Roman" w:cs="Times New Roman"/>
-          <w:b/>
-          <w:bCs/>
-          <w:sz w:val="24"/>
-          <w:szCs w:val="24"/>
-        </w:rPr>
-        <w:t>Multi-Class Threat Categorization</w:t>
-      </w:r>
-    </w:p>
-    <w:p>
-      <w:pPr>
-        <w:rPr>
-          <w:rFonts w:ascii="Times New Roman" w:hAnsi="Times New Roman" w:cs="Times New Roman"/>
-          <w:sz w:val="24"/>
-          <w:szCs w:val="24"/>
-        </w:rPr>
-      </w:pPr>
-      <w:r>
-        <w:rPr>
-          <w:rFonts w:ascii="Times New Roman" w:hAnsi="Times New Roman" w:cs="Times New Roman"/>
-          <w:sz w:val="24"/>
-          <w:szCs w:val="24"/>
-        </w:rPr>
-        <w:t>Although multi-class accuracy was lower (76%), the model demonstrated meaningful differentiation among attack categories. This supports automated threat prioritization and severity mapping within enterprise environments.</w:t>
-      </w:r>
-    </w:p>
-    <w:p>
-      <w:pPr>
-        <w:rPr>
-          <w:rFonts w:ascii="Times New Roman" w:hAnsi="Times New Roman" w:cs="Times New Roman"/>
-          <w:b/>
-          <w:bCs/>
-          <w:sz w:val="24"/>
-          <w:szCs w:val="24"/>
-        </w:rPr>
-      </w:pPr>
-      <w:r>
-        <w:rPr>
-          <w:rFonts w:ascii="Times New Roman" w:hAnsi="Times New Roman" w:cs="Times New Roman"/>
-          <w:b/>
-          <w:bCs/>
-          <w:sz w:val="24"/>
-          <w:szCs w:val="24"/>
-        </w:rPr>
-        <w:t xml:space="preserve">3. </w:t>
-      </w:r>
-      <w:r>
-        <w:rPr>
-          <w:rFonts w:ascii="Times New Roman" w:hAnsi="Times New Roman" w:cs="Times New Roman"/>
-          <w:b/>
-          <w:bCs/>
-          <w:sz w:val="24"/>
-          <w:szCs w:val="24"/>
-        </w:rPr>
-        <w:t>Explainability for Analyst Trust</w:t>
-      </w:r>
-    </w:p>
-    <w:p>
-      <w:pPr>
-        <w:rPr>
-          <w:rFonts w:ascii="Times New Roman" w:hAnsi="Times New Roman" w:cs="Times New Roman"/>
-          <w:sz w:val="24"/>
-          <w:szCs w:val="24"/>
-        </w:rPr>
-      </w:pPr>
-      <w:r>
-        <w:rPr>
-          <w:rFonts w:ascii="Times New Roman" w:hAnsi="Times New Roman" w:cs="Times New Roman"/>
-          <w:sz w:val="24"/>
-          <w:szCs w:val="24"/>
-        </w:rPr>
         <w:t>The use of SHAP significantly enhances operational trust. SOC analysts can:</w:t>
       </w:r>
     </w:p>
@@ -6762,7 +6924,6 @@
           <w:sz w:val="24"/>
           <w:szCs w:val="24"/>
         </w:rPr>
-        <w:lastRenderedPageBreak/>
         <w:t>Explainability is especially important in regulated industries where AI-driven decisions must be auditable.</w:t>
       </w:r>
     </w:p>
@@ -7214,6 +7375,7 @@
           <w:sz w:val="24"/>
           <w:szCs w:val="24"/>
         </w:rPr>
+        <w:lastRenderedPageBreak/>
         <w:t>Hyperparameter optimization was limited to standard tuning ranges.</w:t>
       </w:r>
     </w:p>
@@ -7312,7 +7474,6 @@
           <w:sz w:val="24"/>
           <w:szCs w:val="24"/>
         </w:rPr>
-        <w:lastRenderedPageBreak/>
         <w:t>Future investigations may explore:</w:t>
       </w:r>
     </w:p>
@@ -7673,6 +7834,7 @@
           <w:sz w:val="32"/>
           <w:szCs w:val="32"/>
         </w:rPr>
+        <w:lastRenderedPageBreak/>
         <w:t>References</w:t>
       </w:r>
       <w:r>
@@ -7818,7 +7980,6 @@
           <w:sz w:val="24"/>
           <w:szCs w:val="24"/>
         </w:rPr>
-        <w:lastRenderedPageBreak/>
         <w:t xml:space="preserve">Cortes, C., &amp; </w:t>
       </w:r>
       <w:proofErr w:type="spellStart"/>
@@ -8491,6 +8652,7 @@
           <w:sz w:val="24"/>
           <w:szCs w:val="24"/>
         </w:rPr>
+        <w:lastRenderedPageBreak/>
         <w:t xml:space="preserve">Sahin, Y., &amp; </w:t>
       </w:r>
       <w:proofErr w:type="spellStart"/>
@@ -8579,7 +8741,6 @@
           <w:sz w:val="24"/>
           <w:szCs w:val="24"/>
         </w:rPr>
-        <w:lastRenderedPageBreak/>
         <w:t xml:space="preserve">Saxe, J., &amp; Berlin, K. (2015). Deep neural network-based malware detection. </w:t>
       </w:r>
       <w:r>
